--- a/presentation/task2_script.docx
+++ b/presentation/task2_script.docx
@@ -93,7 +93,15 @@
         <w:t>, we allocated a Global Boolean Map</w:t>
       </w:r>
       <w:r>
-        <w:t>, prime_array,</w:t>
+        <w:t xml:space="preserve">, </w:t>
+      </w:r>
+      <w:proofErr w:type="spellStart"/>
+      <w:r>
+        <w:t>prime_array</w:t>
+      </w:r>
+      <w:proofErr w:type="spellEnd"/>
+      <w:r>
+        <w:t>,</w:t>
       </w:r>
       <w:r>
         <w:t xml:space="preserve"> in the heap. Through </w:t>
@@ -164,10 +172,7 @@
         <w:jc w:val="both"/>
       </w:pPr>
       <w:r>
-        <w:t>Analysing</w:t>
-      </w:r>
-      <w:r>
-        <w:t xml:space="preserve"> algorithmic scalability against workload size. As the size of </w:t>
+        <w:t xml:space="preserve">Analysing algorithmic scalability against workload size. As the size of </w:t>
       </w:r>
       <w:r>
         <w:rPr>
@@ -273,54 +278,25 @@
         <w:jc w:val="both"/>
       </w:pPr>
       <w:r>
-        <w:t xml:space="preserve">Finally, examining our speedup factor. The 8-core system shows a stable 6x speedup due to its unified architecture. The 32-core system fluctuates between 15x and 21x, reflecting real-world </w:t>
-      </w:r>
-      <w:r>
-        <w:rPr>
-          <w:b/>
-          <w:bCs/>
-        </w:rPr>
-        <w:t>Non-Uniform Memory Access (NUMA) latency</w:t>
-      </w:r>
-      <w:r>
-        <w:t xml:space="preserve"> and </w:t>
-      </w:r>
-      <w:r>
-        <w:rPr>
-          <w:b/>
-          <w:bCs/>
-        </w:rPr>
-        <w:t>OS thread scheduling</w:t>
-      </w:r>
-      <w:r>
-        <w:t xml:space="preserve"> overhead. </w:t>
-      </w:r>
-      <w:proofErr w:type="gramStart"/>
-      <w:r>
-        <w:t>Ultimately, we</w:t>
-      </w:r>
-      <w:proofErr w:type="gramEnd"/>
-      <w:r>
-        <w:t xml:space="preserve"> observe rapid initial scaling until </w:t>
-      </w:r>
-      <w:r>
-        <w:rPr>
-          <w:b/>
-          <w:bCs/>
-        </w:rPr>
-        <w:t>hardware saturation</w:t>
-      </w:r>
-      <w:r>
-        <w:t xml:space="preserve"> occurs, at which point the physical cores </w:t>
-      </w:r>
-      <w:proofErr w:type="gramStart"/>
-      <w:r>
-        <w:t>are fully occupied</w:t>
-      </w:r>
-      <w:proofErr w:type="gramEnd"/>
-      <w:r>
-        <w:t>. This concludes Task 2.</w:t>
-      </w:r>
+        <w:t xml:space="preserve">Finally, examining our speedup factor. The 8-core system shows a highly stable 3x speedup, representing excellent parallel efficiency given the physical limits of an 8-core architecture. The 32-core system scales significantly higher, fluctuating between 6x and 11x. </w:t>
+      </w:r>
+      <w:r>
+        <w:t xml:space="preserve">Because the work is distributed among more threads, each thread performs less work than in the 8-core configuration for the same problem size, making thread scheduling, synchronization, memory access, CPU frequency variation, and potentially </w:t>
+      </w:r>
+      <w:r>
+        <w:rPr>
+          <w:rFonts w:hint="eastAsia"/>
+        </w:rPr>
+        <w:t>Non-Uniform Memory Access</w:t>
+      </w:r>
+      <w:r>
+        <w:t xml:space="preserve"> effects more significant relative to the useful computation, particularly for smaller values of n. As a result, the measured speedup may fluctuate more substantially. </w:t>
+      </w:r>
+    </w:p>
+    <w:p>
+      <w:pPr>
+        <w:jc w:val="both"/>
+      </w:pPr>
     </w:p>
     <w:sectPr>
       <w:pgSz w:w="11906" w:h="16838"/>
